--- a/docs/report/earnings-vol-report.docx
+++ b/docs/report/earnings-vol-report.docx
@@ -178,7 +178,7 @@
           <w:rFonts w:ascii="Consolas" w:hAnsi="Consolas"/>
           <w:sz w:val="17"/>
         </w:rPr>
-        <w:t>28e06b3</w:t>
+        <w:t>75948b3</w:t>
       </w:r>
       <w:r>
         <w:rPr/>
